--- a/O-output/W30/final/article-meteor.docx
+++ b/O-output/W30/final/article-meteor.docx
@@ -438,7 +438,7 @@
         <w:rPr>
           <w:b w:val="0"/>
         </w:rPr>
-        <w:t>The performance gap Hackett has now quantified will not close through better AI models alone. It closes through the data infrastructure those models depend on. Organizations that treat real-time bank and ERP connectivity as core infrastructure, not a feature request, are the ones showing up in Hackett's top quartile. The rest are still reconciling yesterday's numbers with tomorrow's tools.</w:t>
+        <w:t>The performance gap Hackett has now quantified will not close through better AI models alone. Real-time bank and ERP connectivity is the prerequisite, but infrastructure by itself is not the finish line. It takes the data layer, the process redesigned around it, and the governance to trust what it produces. Organizations that treat all three as core infrastructure, not a feature request, are the ones showing up in Hackett's top quartile. The rest are still reconciling yesterday's numbers with tomorrow's tools.</w:t>
       </w:r>
     </w:p>
     <w:sectPr>
